--- a/laravel-app/database/data/internship/handbooks/ai/Beyond_AI_Internship_Day_101_Student_Handbook.docx
+++ b/laravel-app/database/data/internship/handbooks/ai/Beyond_AI_Internship_Day_101_Student_Handbook.docx
@@ -38,7 +38,7 @@
           <w:color w:val="1E293B"/>
           <w:sz w:val="28"/>
         </w:rPr>
-        <w:t>Feature Engineering</w:t>
+        <w:t>NLP Tasks, Language Data, and Consent</w:t>
       </w:r>
     </w:p>
     <w:p>
@@ -50,7 +50,7 @@
           <w:b w:val="0"/>
           <w:sz w:val="22"/>
         </w:rPr>
-        <w:t>Document and improve. Full student study guide and practical laboratory manual for Beyond Enterprise interns.</w:t>
+        <w:t>Orientation and setup. Full student study guide and practical laboratory manual for Beyond Enterprise interns.</w:t>
       </w:r>
     </w:p>
     <w:tbl>
@@ -141,7 +141,7 @@
               <w:rPr>
                 <w:sz w:val="18"/>
               </w:rPr>
-              <w:t>Document and improve</w:t>
+              <w:t>Orientation and setup</w:t>
             </w:r>
           </w:p>
         </w:tc>
@@ -167,7 +167,7 @@
               <w:rPr>
                 <w:sz w:val="18"/>
               </w:rPr>
-              <w:t>8 hours</w:t>
+              <w:t>8.0 hours</w:t>
             </w:r>
           </w:p>
         </w:tc>
@@ -180,7 +180,7 @@
               <w:rPr>
                 <w:sz w:val="18"/>
               </w:rPr>
-              <w:t>Python, Jupyter, VS Code, local/open models where practical</w:t>
+              <w:t>Python, Jupyter, pandas, scikit-learn, spaCy/NLTK, Hugging Face Transformers</w:t>
             </w:r>
           </w:p>
         </w:tc>
@@ -198,7 +198,7 @@
           <w:color w:val="0B3F90"/>
           <w:sz w:val="20"/>
         </w:rPr>
-        <w:t>Day 101 objective  Complete the document and improve for Feature Engineering: Apply feature engineering safely and explain the result in a professional technical report.</w:t>
+        <w:t>Day 101 objective  Complete the orientation and setup for NLP Tasks, Language Data, and Consent: Frame an NLP task and audit the text source and permission.</w:t>
       </w:r>
     </w:p>
     <w:p>
@@ -270,7 +270,7 @@
           <w:b w:val="0"/>
           <w:sz w:val="22"/>
         </w:rPr>
-        <w:t>Submit: One PDF procedure, supporting screenshots/diagrams, and one improvement recommendation..</w:t>
+        <w:t>Submit: Setup evidence, completed practical artifact, independent verification record, safety/ethics check, and short technical report..</w:t>
       </w:r>
     </w:p>
     <w:p>
@@ -364,7 +364,7 @@
               <w:rPr>
                 <w:sz w:val="18"/>
               </w:rPr>
-              <w:t>0:00–0:40</w:t>
+              <w:t>0:00–0:25</w:t>
             </w:r>
           </w:p>
         </w:tc>
@@ -377,7 +377,7 @@
               <w:rPr>
                 <w:sz w:val="18"/>
               </w:rPr>
-              <w:t>Audit prior artifacts for gaps</w:t>
+              <w:t>Review prior day + authorization checklist</w:t>
             </w:r>
           </w:p>
         </w:tc>
@@ -390,7 +390,7 @@
               <w:rPr>
                 <w:sz w:val="18"/>
               </w:rPr>
-              <w:t>Gap list</w:t>
+              <w:t>Signed pre-flight</w:t>
             </w:r>
           </w:p>
         </w:tc>
@@ -405,7 +405,7 @@
               <w:rPr>
                 <w:sz w:val="18"/>
               </w:rPr>
-              <w:t>0:40–2:20</w:t>
+              <w:t>0:25–1:10</w:t>
             </w:r>
           </w:p>
         </w:tc>
@@ -418,7 +418,7 @@
               <w:rPr>
                 <w:sz w:val="18"/>
               </w:rPr>
-              <w:t>Rewrite procedure for reproducibility</w:t>
+              <w:t>Concept study for today's topic</w:t>
             </w:r>
           </w:p>
         </w:tc>
@@ -431,7 +431,7 @@
               <w:rPr>
                 <w:sz w:val="18"/>
               </w:rPr>
-              <w:t>README</w:t>
+              <w:t>Concept notes</w:t>
             </w:r>
           </w:p>
         </w:tc>
@@ -446,7 +446,48 @@
               <w:rPr>
                 <w:sz w:val="18"/>
               </w:rPr>
-              <w:t>2:20–2:35</w:t>
+              <w:t>1:10–2:40</w:t>
+            </w:r>
+          </w:p>
+        </w:tc>
+        <w:tc>
+          <w:tcPr>
+            <w:tcW w:type="dxa" w:w="3408"/>
+          </w:tcPr>
+          <w:p>
+            <w:r>
+              <w:rPr>
+                <w:sz w:val="18"/>
+              </w:rPr>
+              <w:t>Environment verify / light setup lab</w:t>
+            </w:r>
+          </w:p>
+        </w:tc>
+        <w:tc>
+          <w:tcPr>
+            <w:tcW w:type="dxa" w:w="3408"/>
+          </w:tcPr>
+          <w:p>
+            <w:r>
+              <w:rPr>
+                <w:sz w:val="18"/>
+              </w:rPr>
+              <w:t>Working baseline</w:t>
+            </w:r>
+          </w:p>
+        </w:tc>
+      </w:tr>
+      <w:tr>
+        <w:tc>
+          <w:tcPr>
+            <w:tcW w:type="dxa" w:w="3408"/>
+          </w:tcPr>
+          <w:p>
+            <w:r>
+              <w:rPr>
+                <w:sz w:val="18"/>
+              </w:rPr>
+              <w:t>2:40–2:55</w:t>
             </w:r>
           </w:p>
         </w:tc>
@@ -487,7 +528,7 @@
               <w:rPr>
                 <w:sz w:val="18"/>
               </w:rPr>
-              <w:t>2:35–4:35</w:t>
+              <w:t>2:55–4:40</w:t>
             </w:r>
           </w:p>
         </w:tc>
@@ -500,7 +541,7 @@
               <w:rPr>
                 <w:sz w:val="18"/>
               </w:rPr>
-              <w:t>One improvement + before/after proof</w:t>
+              <w:t>Guided mini-exercise + expected checks</w:t>
             </w:r>
           </w:p>
         </w:tc>
@@ -513,7 +554,7 @@
               <w:rPr>
                 <w:sz w:val="18"/>
               </w:rPr>
-              <w:t>Improvement evidence</w:t>
+              <w:t>First evidence</w:t>
             </w:r>
           </w:p>
         </w:tc>
@@ -528,7 +569,7 @@
               <w:rPr>
                 <w:sz w:val="18"/>
               </w:rPr>
-              <w:t>4:35–6:20</w:t>
+              <w:t>4:40–4:55</w:t>
             </w:r>
           </w:p>
         </w:tc>
@@ -541,7 +582,7 @@
               <w:rPr>
                 <w:sz w:val="18"/>
               </w:rPr>
-              <w:t>Report + packaging</w:t>
+              <w:t>Break</w:t>
             </w:r>
           </w:p>
         </w:tc>
@@ -554,7 +595,7 @@
               <w:rPr>
                 <w:sz w:val="18"/>
               </w:rPr>
-              <w:t>Pack</w:t>
+              <w:t>—</w:t>
             </w:r>
           </w:p>
         </w:tc>
@@ -569,7 +610,7 @@
               <w:rPr>
                 <w:sz w:val="18"/>
               </w:rPr>
-              <w:t>6:20–8:00</w:t>
+              <w:t>4:55–6:25</w:t>
             </w:r>
           </w:p>
         </w:tc>
@@ -582,7 +623,7 @@
               <w:rPr>
                 <w:sz w:val="18"/>
               </w:rPr>
-              <w:t>Peer-style checklist + rehearsal</w:t>
+              <w:t>Verification + troubleshooting notes</w:t>
             </w:r>
           </w:p>
         </w:tc>
@@ -595,7 +636,48 @@
               <w:rPr>
                 <w:sz w:val="18"/>
               </w:rPr>
-              <w:t>Ready pack</w:t>
+              <w:t>Rerun proof</w:t>
+            </w:r>
+          </w:p>
+        </w:tc>
+      </w:tr>
+      <w:tr>
+        <w:tc>
+          <w:tcPr>
+            <w:tcW w:type="dxa" w:w="3408"/>
+          </w:tcPr>
+          <w:p>
+            <w:r>
+              <w:rPr>
+                <w:sz w:val="18"/>
+              </w:rPr>
+              <w:t>6:25–8:00</w:t>
+            </w:r>
+          </w:p>
+        </w:tc>
+        <w:tc>
+          <w:tcPr>
+            <w:tcW w:type="dxa" w:w="3408"/>
+          </w:tcPr>
+          <w:p>
+            <w:r>
+              <w:rPr>
+                <w:sz w:val="18"/>
+              </w:rPr>
+              <w:t>Evidence pack + report draft</w:t>
+            </w:r>
+          </w:p>
+        </w:tc>
+        <w:tc>
+          <w:tcPr>
+            <w:tcW w:type="dxa" w:w="3408"/>
+          </w:tcPr>
+          <w:p>
+            <w:r>
+              <w:rPr>
+                <w:sz w:val="18"/>
+              </w:rPr>
+              <w:t>Submission draft</w:t>
             </w:r>
           </w:p>
         </w:tc>
@@ -619,7 +701,7 @@
           <w:b w:val="0"/>
           <w:sz w:val="20"/>
         </w:rPr>
-        <w:t>Curriculum objective (source of truth): Apply feature engineering safely and explain the result in a professional technical report.</w:t>
+        <w:t>Curriculum objective (source of truth): Frame an NLP task and audit the text source and permission.</w:t>
       </w:r>
     </w:p>
     <w:p>
@@ -631,7 +713,7 @@
           <w:b w:val="0"/>
           <w:sz w:val="22"/>
         </w:rPr>
-        <w:t>Explain Feature Engineering to a supervisor in under two minutes.</w:t>
+        <w:t>Explain NLP Tasks, Language Data, and Consent to a supervisor in under two minutes.</w:t>
       </w:r>
     </w:p>
     <w:p>
@@ -643,7 +725,7 @@
           <w:b w:val="0"/>
           <w:sz w:val="22"/>
         </w:rPr>
-        <w:t>Configure or verify the approved tools required for Feature Engineering.</w:t>
+        <w:t>Configure or verify the approved tools required for NLP Tasks, Language Data, and Consent.</w:t>
       </w:r>
     </w:p>
     <w:p>
@@ -655,7 +737,7 @@
           <w:b w:val="0"/>
           <w:sz w:val="22"/>
         </w:rPr>
-        <w:t>Implement or perform the document and improve practical for this topic.</w:t>
+        <w:t>Implement or perform the orientation and setup practical for this topic.</w:t>
       </w:r>
     </w:p>
     <w:p>
@@ -711,7 +793,7 @@
           <w:b w:val="0"/>
           <w:sz w:val="22"/>
         </w:rPr>
-        <w:t>Define the professional meaning of “Feature Engineering” before you use tools. Do not split the title into meaningless words. Connect each concept to today's practical action.</w:t>
+        <w:t>Define the professional meaning of “NLP Tasks, Language Data, and Consent” before you use tools. Do not split the title into meaningless words. Connect each concept to today's practical action.</w:t>
       </w:r>
     </w:p>
     <w:tbl>
@@ -1266,7 +1348,7 @@
           <w:b w:val="0"/>
           <w:sz w:val="22"/>
         </w:rPr>
-        <w:t>Tools available: Python, Jupyter, VS Code, local/open models where practical.</w:t>
+        <w:t>Tools available: Python, Jupyter, pandas, scikit-learn, spaCy/NLTK, Hugging Face Transformers.</w:t>
       </w:r>
     </w:p>
     <w:p>
@@ -1381,7 +1463,7 @@
               <w:rPr>
                 <w:sz w:val="18"/>
               </w:rPr>
-              <w:t>Python, Jupyter, VS Code, local/open models where practical</w:t>
+              <w:t>Python, Jupyter, pandas, scikit-learn, spaCy/NLTK, Hugging Face Transformers</w:t>
             </w:r>
           </w:p>
         </w:tc>
@@ -1463,7 +1545,7 @@
           <w:b w:val="0"/>
           <w:sz w:val="18"/>
         </w:rPr>
-        <w:t>└── Day_101_Feature_Engineering/</w:t>
+        <w:t>└── Day_101_NLP_Tasks_Language_Data_and_Consent/</w:t>
       </w:r>
     </w:p>
     <w:p>
@@ -1616,7 +1698,7 @@
           <w:b w:val="0"/>
           <w:sz w:val="18"/>
         </w:rPr>
-        <w:t>mkdir Beyond_AI_Internship\Day_101_Feature_Engineering\evidence, Beyond_AI_Internship\Day_101_Feature_Engineering\notebooks, Beyond_AI_Internship\Day_101_Feature_Engineering\src, Beyond_AI_Internship\Day_101_Feature_Engineering\data, Beyond_AI_Internship\Day_101_Feature_Engineering\output, Beyond_AI_Internship\Day_101_Feature_Engineering\report -Force</w:t>
+        <w:t>mkdir Beyond_AI_Internship\Day_101_NLP_Tasks_Language_Data_and_Consent\evidence, Beyond_AI_Internship\Day_101_NLP_Tasks_Language_Data_and_Consent\notebooks, Beyond_AI_Internship\Day_101_NLP_Tasks_Language_Data_and_Consent\src, Beyond_AI_Internship\Day_101_NLP_Tasks_Language_Data_and_Consent\data, Beyond_AI_Internship\Day_101_NLP_Tasks_Language_Data_and_Consent\output, Beyond_AI_Internship\Day_101_NLP_Tasks_Language_Data_and_Consent\report -Force</w:t>
       </w:r>
     </w:p>
     <w:p/>
@@ -1657,7 +1739,7 @@
           <w:b w:val="0"/>
           <w:sz w:val="18"/>
         </w:rPr>
-        <w:t>mkdir -p Beyond_AI_Internship/Day_101_Feature_Engineering/{evidence,notebooks,src,data,output,report}</w:t>
+        <w:t>mkdir -p Beyond_AI_Internship/Day_101_NLP_Tasks_Language_Data_and_Consent/{evidence,notebooks,src,data,output,report}</w:t>
       </w:r>
     </w:p>
     <w:p/>
@@ -1773,7 +1855,7 @@
           <w:color w:val="0B3F90"/>
           <w:sz w:val="24"/>
         </w:rPr>
-        <w:t>Document and improve: Feature Engineering</w:t>
+        <w:t>Orientation and setup: NLP Tasks, Language Data, and Consent</w:t>
       </w:r>
     </w:p>
     <w:p>
@@ -1797,7 +1879,7 @@
           <w:b w:val="0"/>
           <w:sz w:val="20"/>
         </w:rPr>
-        <w:t>• Write an operator-friendly procedure for feature engineering, including safety, security, rollback and rural/low-cost alternatives.</w:t>
+        <w:t>• Review Day 100 prerequisites and read the complete Day 101 objective before changing the lab.</w:t>
       </w:r>
     </w:p>
     <w:p>
@@ -1809,7 +1891,7 @@
           <w:b w:val="0"/>
           <w:sz w:val="20"/>
         </w:rPr>
-        <w:t>• Work only in an authorized lab, VM or on equipment assigned by Beyond.</w:t>
+        <w:t>• Prepare only the authorized workstation, VM, account, dataset, or sandbox; capture the approved starting state.</w:t>
       </w:r>
     </w:p>
     <w:p>
@@ -1821,7 +1903,67 @@
           <w:b w:val="0"/>
           <w:sz w:val="20"/>
         </w:rPr>
-        <w:t>• Keep time entries truthful and ask the supervisor before changing production equipment.</w:t>
+        <w:t>• Create the folder Day_101_nlp_tasks_language_data_and_consent with evidence, src or notebooks, output, and report subfolders as relevant.</w:t>
+      </w:r>
+    </w:p>
+    <w:p>
+      <w:pPr>
+        <w:spacing w:after="120"/>
+      </w:pPr>
+      <w:r>
+        <w:rPr>
+          <w:b w:val="0"/>
+          <w:sz w:val="20"/>
+        </w:rPr>
+        <w:t>• Complete the practical objective: Frame an NLP task and audit the text source and permission.</w:t>
+      </w:r>
+    </w:p>
+    <w:p>
+      <w:pPr>
+        <w:spacing w:after="120"/>
+      </w:pPr>
+      <w:r>
+        <w:rPr>
+          <w:b w:val="0"/>
+          <w:sz w:val="20"/>
+        </w:rPr>
+        <w:t>• Record tool versions, inputs, assumptions, commands or code, expected output, observed output, and any deviations.</w:t>
+      </w:r>
+    </w:p>
+    <w:p>
+      <w:pPr>
+        <w:spacing w:after="120"/>
+      </w:pPr>
+      <w:r>
+        <w:rPr>
+          <w:b w:val="0"/>
+          <w:sz w:val="20"/>
+        </w:rPr>
+        <w:t>• Verify the result independently by rerunning from a clean state, checking a second measurement/test, or obtaining recorded peer review.</w:t>
+      </w:r>
+    </w:p>
+    <w:p>
+      <w:pPr>
+        <w:spacing w:after="120"/>
+      </w:pPr>
+      <w:r>
+        <w:rPr>
+          <w:b w:val="0"/>
+          <w:sz w:val="20"/>
+        </w:rPr>
+        <w:t>• Perform the relevant privacy, bias, security, licensing, and human-oversight checks before accepting the result.</w:t>
+      </w:r>
+    </w:p>
+    <w:p>
+      <w:pPr>
+        <w:spacing w:after="120"/>
+      </w:pPr>
+      <w:r>
+        <w:rPr>
+          <w:b w:val="0"/>
+          <w:sz w:val="20"/>
+        </w:rPr>
+        <w:t>• Package the required evidence and write a concise professional technical report with an AI-assistance disclosure.</w:t>
       </w:r>
     </w:p>
     <w:p>
@@ -1847,7 +1989,7 @@
           <w:b w:val="0"/>
           <w:sz w:val="18"/>
         </w:rPr>
-        <w:t># day_101_lab.py — Document and improve: Feature Engineering</w:t>
+        <w:t># day_101_lab.py — Orientation and setup: NLP Tasks, Language Data, and Consent</w:t>
       </w:r>
     </w:p>
     <w:p>
@@ -1889,7 +2031,7 @@
           <w:b w:val="0"/>
           <w:sz w:val="18"/>
         </w:rPr>
-        <w:t>"""Day 101 practical starter for Feature Engineering.</w:t>
+        <w:t>"""Day 101 practical starter for NLP Tasks, Language Data, and Consent.</w:t>
       </w:r>
     </w:p>
     <w:p>
@@ -2071,7 +2213,7 @@
           <w:b w:val="0"/>
           <w:sz w:val="18"/>
         </w:rPr>
-        <w:t xml:space="preserve">    print("Program topic:", 'Feature Engineering')</w:t>
+        <w:t xml:space="preserve">    print("Program topic:", 'NLP Tasks, Language Data, and Consent')</w:t>
       </w:r>
     </w:p>
     <w:p>
@@ -2085,7 +2227,7 @@
           <w:b w:val="0"/>
           <w:sz w:val="18"/>
         </w:rPr>
-        <w:t xml:space="preserve">    print("Day mode:", 'Document and improve')</w:t>
+        <w:t xml:space="preserve">    print("Day mode:", 'Orientation and setup')</w:t>
       </w:r>
     </w:p>
     <w:p>
@@ -5690,7 +5832,7 @@
           <w:b w:val="0"/>
           <w:sz w:val="22"/>
         </w:rPr>
-        <w:t>Objective addressed for Feature Engineering</w:t>
+        <w:t>Objective addressed for NLP Tasks, Language Data, and Consent</w:t>
       </w:r>
     </w:p>
     <w:p>
@@ -5702,7 +5844,7 @@
           <w:b w:val="0"/>
           <w:sz w:val="22"/>
         </w:rPr>
-        <w:t>Document and improve practical completed</w:t>
+        <w:t>Orientation and setup practical completed</w:t>
       </w:r>
     </w:p>
     <w:p>
@@ -5794,7 +5936,7 @@
           <w:b w:val="0"/>
           <w:sz w:val="22"/>
         </w:rPr>
-        <w:t>Matches: One PDF procedure, supporting screenshots/diagrams, and one improvement recommendation.</w:t>
+        <w:t>Matches: Setup evidence, completed practical artifact, independent verification record, safety/ethics check, and short technical report.</w:t>
       </w:r>
     </w:p>
     <w:p>
@@ -5826,7 +5968,7 @@
           <w:b w:val="0"/>
           <w:sz w:val="22"/>
         </w:rPr>
-        <w:t>Explain Feature Engineering without reading.</w:t>
+        <w:t>Explain NLP Tasks, Language Data, and Consent without reading.</w:t>
       </w:r>
     </w:p>
     <w:p>
@@ -5918,7 +6060,7 @@
           <w:b w:val="0"/>
           <w:sz w:val="22"/>
         </w:rPr>
-        <w:t>Today is Day 101 (Document and improve) on Feature Engineering. I worked only in the authorized Beyond AI / data / software lab. I completed the practical objective, verified with a second check, and packaged evidence. Main risk: unauthorized or unsafe action; control: checklist + supervisor escalation. Limitation: classroom/lab scope only. Next: continue the topic cycle and keep documentation reproducible.</w:t>
+        <w:t>Today is Day 101 (Orientation and setup) on NLP Tasks, Language Data, and Consent. I worked only in the authorized Beyond AI / data / software lab. I completed the practical objective, verified with a second check, and packaged evidence. Main risk: unauthorized or unsafe action; control: checklist + supervisor escalation. Limitation: classroom/lab scope only. Next: continue the topic cycle and keep documentation reproducible.</w:t>
       </w:r>
     </w:p>
     <w:p>
